--- a/PRP申請書類 自動転記ツール/99_data/テンプレート/3種筋腱靭帯系PRP/9 特定細胞加工物標準書（3種）2026.docx
+++ b/PRP申請書類 自動転記ツール/99_data/テンプレート/3種筋腱靭帯系PRP/9 特定細胞加工物標準書（3種）2026.docx
@@ -2,10 +2,7 @@
 <file path=word/document.xml><?xml version="1.0" encoding="utf-8"?>
 <w:document xmlns:wpc="http://schemas.microsoft.com/office/word/2010/wordprocessingCanvas" xmlns:mc="http://schemas.openxmlformats.org/markup-compatibility/2006" xmlns:o="urn:schemas-microsoft-com:office:office" xmlns:r="http://schemas.openxmlformats.org/officeDocument/2006/relationships" xmlns:m="http://schemas.openxmlformats.org/officeDocument/2006/math" xmlns:v="urn:schemas-microsoft-com:vml" xmlns:wp14="http://schemas.microsoft.com/office/word/2010/wordprocessingDrawing" xmlns:wp="http://schemas.openxmlformats.org/drawingml/2006/wordprocessingDrawing" xmlns:w10="urn:schemas-microsoft-com:office:word" xmlns:w="http://schemas.openxmlformats.org/wordprocessingml/2006/main" xmlns:w14="http://schemas.microsoft.com/office/word/2010/wordml" xmlns:wpg="http://schemas.microsoft.com/office/word/2010/wordprocessingGroup" xmlns:wpi="http://schemas.microsoft.com/office/word/2010/wordprocessingInk" xmlns:wne="http://schemas.microsoft.com/office/word/2006/wordml" xmlns:wps="http://schemas.microsoft.com/office/word/2010/wordprocessingShape" mc:Ignorable="w14 wp14">
   <w:body>
-    <w:p>
-      <w:bookmarkStart w:id="0" w:name="_GoBack"/>
-      <w:bookmarkEnd w:id="0"/>
-    </w:p>
+    <w:p/>
     <w:tbl>
       <w:tblPr>
         <w:tblStyle w:val="a3"/>
@@ -38,6 +35,8 @@
                 <w:lang w:eastAsia="zh-TW"/>
               </w:rPr>
             </w:pPr>
+            <w:bookmarkStart w:id="0" w:name="_GoBack"/>
+            <w:bookmarkEnd w:id="0"/>
             <w:r>
               <w:rPr>
                 <w:rFonts w:hint="eastAsia"/>
@@ -127,7 +126,7 @@
                 <w:rFonts w:ascii="Times New Roman" w:hAnsi="Times New Roman" w:cs="Times New Roman" w:hint="eastAsia"/>
                 <w:color w:val="00B050"/>
               </w:rPr>
-              <w:t>開設者（診療所開設届上）※医療法人でない場合</w:t>
+              <w:t>開設者（診療所開設届上）※医療法人の場合（役職も必要）</w:t>
             </w:r>
             <w:r>
               <w:rPr>
@@ -135,14 +134,6 @@
                 <w:color w:val="00B050"/>
               </w:rPr>
               <w:t>}}</w:t>
-            </w:r>
-            <w:r>
-              <w:rPr>
-                <w:rFonts w:ascii="Times New Roman" w:hAnsi="Times New Roman" w:cs="Times New Roman"/>
-                <w:color w:val="FF0000"/>
-                <w:lang w:eastAsia="zh-TW"/>
-              </w:rPr>
-              <w:t xml:space="preserve">　　　　　　　　　</w:t>
             </w:r>
           </w:p>
         </w:tc>
@@ -236,14 +227,6 @@
                 <w:lang w:eastAsia="zh-TW"/>
               </w:rPr>
               <w:t>日</w:t>
-            </w:r>
-            <w:r>
-              <w:rPr>
-                <w:rFonts w:ascii="Times New Roman" w:hAnsi="Times New Roman" w:cs="Times New Roman" w:hint="eastAsia"/>
-                <w:color w:val="FF0000"/>
-                <w:szCs w:val="21"/>
-              </w:rPr>
-              <w:t xml:space="preserve">　</w:t>
             </w:r>
           </w:p>
           <w:p>
@@ -651,77 +634,21 @@
             </w:r>
             <w:r>
               <w:rPr>
-                <w:rFonts w:ascii="Times New Roman" w:hAnsi="Times New Roman" w:cs="Times New Roman"/>
+                <w:rFonts w:ascii="Times New Roman" w:hAnsi="Times New Roman" w:cs="Times New Roman" w:hint="eastAsia"/>
                 <w:color w:val="00B050"/>
               </w:rPr>
               <w:t>{{</w:t>
             </w:r>
             <w:r>
               <w:rPr>
-                <w:rFonts w:ascii="Times New Roman" w:hAnsi="Times New Roman" w:cs="Times New Roman"/>
-                <w:color w:val="00B050"/>
-              </w:rPr>
-              <w:t>医療機関</w:t>
-            </w:r>
-            <w:r>
-              <w:rPr>
-                <w:rFonts w:ascii="Times New Roman" w:hAnsi="Times New Roman" w:cs="Times New Roman"/>
-                <w:color w:val="00B050"/>
-              </w:rPr>
-              <w:t>/</w:t>
-            </w:r>
-            <w:r>
-              <w:rPr>
-                <w:rFonts w:ascii="Times New Roman" w:hAnsi="Times New Roman" w:cs="Times New Roman"/>
-                <w:color w:val="00B050"/>
-              </w:rPr>
-              <w:t>名称（診療所開設届上）</w:t>
-            </w:r>
-            <w:r>
-              <w:rPr>
-                <w:rFonts w:ascii="Times New Roman" w:hAnsi="Times New Roman" w:cs="Times New Roman"/>
-                <w:color w:val="00B050"/>
-              </w:rPr>
-              <w:t>}}</w:t>
-            </w:r>
-            <w:r>
-              <w:rPr>
-                <w:rFonts w:ascii="Times New Roman" w:hAnsi="Times New Roman" w:cs="Times New Roman"/>
-                <w:color w:val="00B050"/>
-              </w:rPr>
-              <w:t xml:space="preserve">　</w:t>
-            </w:r>
-            <w:r>
-              <w:rPr>
-                <w:rFonts w:ascii="Times New Roman" w:hAnsi="Times New Roman" w:cs="Times New Roman"/>
-                <w:color w:val="00B050"/>
-              </w:rPr>
-              <w:t>{{</w:t>
-            </w:r>
-            <w:r>
-              <w:rPr>
-                <w:rFonts w:ascii="Times New Roman" w:hAnsi="Times New Roman" w:cs="Times New Roman"/>
-                <w:color w:val="00B050"/>
-              </w:rPr>
-              <w:t>開設者（診療所開設届上）</w:t>
-            </w:r>
-            <w:r>
-              <w:rPr>
-                <w:rFonts w:ascii="Times New Roman" w:hAnsi="Times New Roman" w:cs="Times New Roman"/>
-                <w:color w:val="00B050"/>
-              </w:rPr>
-              <w:t>※</w:t>
-            </w:r>
-            <w:r>
-              <w:rPr>
-                <w:rFonts w:ascii="Times New Roman" w:hAnsi="Times New Roman" w:cs="Times New Roman"/>
-                <w:color w:val="00B050"/>
-              </w:rPr>
-              <w:t>医療法人でない場合</w:t>
-            </w:r>
-            <w:r>
-              <w:rPr>
-                <w:rFonts w:ascii="Times New Roman" w:hAnsi="Times New Roman" w:cs="Times New Roman"/>
+                <w:rFonts w:ascii="Times New Roman" w:hAnsi="Times New Roman" w:cs="Times New Roman" w:hint="eastAsia"/>
+                <w:color w:val="00B050"/>
+              </w:rPr>
+              <w:t>特定細胞加工物製造事業者の名称</w:t>
+            </w:r>
+            <w:r>
+              <w:rPr>
+                <w:rFonts w:ascii="Times New Roman" w:hAnsi="Times New Roman" w:cs="Times New Roman" w:hint="eastAsia"/>
                 <w:color w:val="00B050"/>
               </w:rPr>
               <w:t>}}</w:t>
@@ -946,7 +873,21 @@
                 <w:rFonts w:ascii="Times New Roman" w:hAnsi="Times New Roman" w:cs="Times New Roman" w:hint="eastAsia"/>
                 <w:color w:val="00B050"/>
               </w:rPr>
-              <w:t>開設者（診療所開設届上）※医療法人でない場合</w:t>
+              <w:t>管理者（院長</w:t>
+            </w:r>
+            <w:r>
+              <w:rPr>
+                <w:rFonts w:ascii="Times New Roman" w:hAnsi="Times New Roman" w:cs="Times New Roman" w:hint="eastAsia"/>
+                <w:color w:val="00B050"/>
+              </w:rPr>
+              <w:t>/</w:t>
+            </w:r>
+            <w:r>
+              <w:rPr>
+                <w:rFonts w:ascii="Times New Roman" w:hAnsi="Times New Roman" w:cs="Times New Roman" w:hint="eastAsia"/>
+                <w:color w:val="00B050"/>
+              </w:rPr>
+              <w:t>病院長）</w:t>
             </w:r>
             <w:r>
               <w:rPr>
@@ -988,41 +929,22 @@
             </w:r>
             <w:r>
               <w:rPr>
-                <w:rFonts w:ascii="Times New Roman" w:hAnsi="Times New Roman" w:cs="Times New Roman"/>
-                <w:color w:val="00B050"/>
-                <w:lang w:eastAsia="zh-TW"/>
+                <w:rFonts w:ascii="Times New Roman" w:hAnsi="Times New Roman" w:cs="Times New Roman" w:hint="eastAsia"/>
+                <w:color w:val="00B050"/>
               </w:rPr>
               <w:t>{{</w:t>
             </w:r>
             <w:r>
               <w:rPr>
-                <w:rFonts w:ascii="Times New Roman" w:hAnsi="Times New Roman" w:cs="Times New Roman"/>
-                <w:color w:val="00B050"/>
-                <w:lang w:eastAsia="zh-TW"/>
-              </w:rPr>
-              <w:t>開設者（診療所開設届上）</w:t>
-            </w:r>
-            <w:r>
-              <w:rPr>
-                <w:rFonts w:ascii="Times New Roman" w:hAnsi="Times New Roman" w:cs="Times New Roman"/>
-                <w:color w:val="00B050"/>
-                <w:lang w:eastAsia="zh-TW"/>
-              </w:rPr>
-              <w:t>※</w:t>
-            </w:r>
-            <w:r>
-              <w:rPr>
-                <w:rFonts w:ascii="Times New Roman" w:hAnsi="Times New Roman" w:cs="Times New Roman"/>
-                <w:color w:val="00B050"/>
-                <w:lang w:eastAsia="zh-TW"/>
-              </w:rPr>
-              <w:t>医療法人でない場合</w:t>
-            </w:r>
-            <w:r>
-              <w:rPr>
-                <w:rFonts w:ascii="Times New Roman" w:hAnsi="Times New Roman" w:cs="Times New Roman"/>
-                <w:color w:val="00B050"/>
-                <w:lang w:eastAsia="zh-TW"/>
+                <w:rFonts w:ascii="Times New Roman" w:hAnsi="Times New Roman" w:cs="Times New Roman" w:hint="eastAsia"/>
+                <w:color w:val="00B050"/>
+              </w:rPr>
+              <w:t>製造責任者（通常、院長や再生医療をご担当される責任者）</w:t>
+            </w:r>
+            <w:r>
+              <w:rPr>
+                <w:rFonts w:ascii="Times New Roman" w:hAnsi="Times New Roman" w:cs="Times New Roman" w:hint="eastAsia"/>
+                <w:color w:val="00B050"/>
               </w:rPr>
               <w:t>}}</w:t>
             </w:r>
@@ -1809,14 +1731,7 @@
               <w:rPr>
                 <w:rFonts w:hint="eastAsia"/>
               </w:rPr>
-              <w:t>期待され</w:t>
-            </w:r>
-            <w:r>
-              <w:rPr>
-                <w:rFonts w:hint="eastAsia"/>
-              </w:rPr>
-              <w:lastRenderedPageBreak/>
-              <w:t>る効果</w:t>
+              <w:t>期待される効果</w:t>
             </w:r>
           </w:p>
         </w:tc>
@@ -1835,15 +1750,14 @@
               <w:rPr>
                 <w:rFonts w:ascii="Times New Roman" w:hAnsi="Times New Roman" w:hint="eastAsia"/>
               </w:rPr>
+              <w:t>自家多血小板血漿による治療の本態は、濃縮血小板に含まれる様々な成長因子と血漿内の成長因子・糖蛋白が生体内のバランスを保った状態で複合的に組織損傷に作</w:t>
+            </w:r>
+            <w:r>
+              <w:rPr>
+                <w:rFonts w:ascii="Times New Roman" w:hAnsi="Times New Roman" w:hint="eastAsia"/>
+              </w:rPr>
               <w:lastRenderedPageBreak/>
-              <w:t>自家多血小板血漿による治療の本態は、濃縮血小板に含まれる様々な成長因子と血</w:t>
-            </w:r>
-            <w:r>
-              <w:rPr>
-                <w:rFonts w:ascii="Times New Roman" w:hAnsi="Times New Roman" w:hint="eastAsia"/>
-              </w:rPr>
-              <w:lastRenderedPageBreak/>
-              <w:t>漿内の成長因子・糖蛋白が生体内のバランスを保った状態で複合的に組織損傷に作用することにより腱・靭帯・軟骨などの運動器組織の修復過程を促進するものと考えられている（青戸ら</w:t>
+              <w:t>用することにより腱・靭帯・軟骨などの運動器組織の修復過程を促進するものと考えられている（青戸ら</w:t>
             </w:r>
             <w:r>
               <w:rPr>
@@ -2498,26 +2412,20 @@
               <w:rPr>
                 <w:rFonts w:ascii="Times New Roman" w:hAnsi="Times New Roman" w:hint="eastAsia"/>
               </w:rPr>
-              <w:t>の製造は培養工程を伴わず、短時間の操作で人体への注入が行われることから、細胞加工物に対する汚染リスク</w:t>
-            </w:r>
+              <w:t>の製造は培養工程を伴わず、短時間の操作で人体への注入が行われることから、細胞加工物に対する汚染リスクが極めて低い。</w:t>
+            </w:r>
+          </w:p>
+          <w:p>
+            <w:pPr>
+              <w:rPr>
+                <w:rFonts w:ascii="Times New Roman" w:hAnsi="Times New Roman"/>
+              </w:rPr>
+            </w:pPr>
             <w:r>
               <w:rPr>
                 <w:rFonts w:ascii="Times New Roman" w:hAnsi="Times New Roman" w:hint="eastAsia"/>
               </w:rPr>
               <w:lastRenderedPageBreak/>
-              <w:t>が極めて低い。</w:t>
-            </w:r>
-          </w:p>
-          <w:p>
-            <w:pPr>
-              <w:rPr>
-                <w:rFonts w:ascii="Times New Roman" w:hAnsi="Times New Roman"/>
-              </w:rPr>
-            </w:pPr>
-            <w:r>
-              <w:rPr>
-                <w:rFonts w:ascii="Times New Roman" w:hAnsi="Times New Roman" w:hint="eastAsia"/>
-              </w:rPr>
               <w:t>本治療領域では、他の治療（ヒアルロン酸注入、非ステロイド性抗炎症薬、ステロイド性抗炎症薬）も存在するが、これらは症状を軽減するだけの対症療法に過ぎない。本治療においては、自家</w:t>
             </w:r>
             <w:r>
@@ -2991,7 +2899,7 @@
           <w:p>
             <w:pPr>
               <w:rPr>
-                <w:rFonts w:eastAsia="PMingLiU"/>
+                <w:rFonts w:hint="eastAsia"/>
               </w:rPr>
             </w:pPr>
             <w:r>
@@ -2999,80 +2907,6 @@
                 <w:rFonts w:hint="eastAsia"/>
               </w:rPr>
               <w:t>多血小板血漿</w:t>
-            </w:r>
-          </w:p>
-          <w:p>
-            <w:pPr>
-              <w:rPr>
-                <w:color w:val="FF0000"/>
-              </w:rPr>
-            </w:pPr>
-            <w:r>
-              <w:rPr>
-                <w:rFonts w:hint="eastAsia"/>
-                <w:color w:val="FF0000"/>
-              </w:rPr>
-              <w:t>PRP</w:t>
-            </w:r>
-            <w:r>
-              <w:rPr>
-                <w:rFonts w:hint="eastAsia"/>
-                <w:color w:val="FF0000"/>
-              </w:rPr>
-              <w:t>（京セラ</w:t>
-            </w:r>
-            <w:proofErr w:type="spellStart"/>
-            <w:r>
-              <w:rPr>
-                <w:rFonts w:hint="eastAsia"/>
-                <w:color w:val="FF0000"/>
-              </w:rPr>
-              <w:t>Condensia</w:t>
-            </w:r>
-            <w:proofErr w:type="spellEnd"/>
-            <w:r>
-              <w:rPr>
-                <w:rFonts w:hint="eastAsia"/>
-                <w:color w:val="FF0000"/>
-              </w:rPr>
-              <w:t>システム</w:t>
-            </w:r>
-            <w:r>
-              <w:rPr>
-                <w:rFonts w:hint="eastAsia"/>
-                <w:color w:val="FF0000"/>
-              </w:rPr>
-              <w:t>）約</w:t>
-            </w:r>
-            <w:r>
-              <w:rPr>
-                <w:rFonts w:hint="eastAsia"/>
-                <w:color w:val="FF0000"/>
-              </w:rPr>
-              <w:t>1</w:t>
-            </w:r>
-            <w:r>
-              <w:rPr>
-                <w:rFonts w:hint="eastAsia"/>
-                <w:color w:val="FF0000"/>
-              </w:rPr>
-              <w:t>～</w:t>
-            </w:r>
-            <w:r>
-              <w:rPr>
-                <w:rFonts w:hint="eastAsia"/>
-                <w:color w:val="FF0000"/>
-              </w:rPr>
-              <w:t>4mL</w:t>
-            </w:r>
-          </w:p>
-          <w:p>
-            <w:r>
-              <w:rPr>
-                <w:rFonts w:hint="eastAsia"/>
-                <w:color w:val="FF0000"/>
-              </w:rPr>
-              <w:t xml:space="preserve">　</w:t>
             </w:r>
             <w:r>
               <w:rPr>
@@ -3149,9 +2983,15 @@
             <w:r>
               <w:rPr>
                 <w:rFonts w:hint="eastAsia"/>
-                <w:color w:val="00B050"/>
-              </w:rPr>
-              <w:t>・加工当日に患者本人より採取した血液：静脈血</w:t>
+              </w:rPr>
+              <w:t>・加工当日に患者本人より採取した血液：</w:t>
+            </w:r>
+            <w:r>
+              <w:rPr>
+                <w:rFonts w:hint="eastAsia"/>
+                <w:color w:val="00B050"/>
+              </w:rPr>
+              <w:t>静脈血</w:t>
             </w:r>
             <w:r>
               <w:rPr>
@@ -3581,29 +3421,36 @@
               <w:rPr>
                 <w:rFonts w:hint="eastAsia"/>
               </w:rPr>
+              <w:t>・異物検査</w:t>
+            </w:r>
+          </w:p>
+          <w:p>
+            <w:pPr>
+              <w:ind w:left="420" w:hangingChars="200" w:hanging="420"/>
+              <w:rPr>
+                <w:color w:val="000000" w:themeColor="text1"/>
+              </w:rPr>
+            </w:pPr>
+            <w:r>
+              <w:rPr>
+                <w:rFonts w:hint="eastAsia"/>
+              </w:rPr>
+              <w:t xml:space="preserve">　</w:t>
+            </w:r>
+            <w:r>
+              <w:rPr>
+                <w:rFonts w:hint="eastAsia"/>
+                <w:color w:val="000000" w:themeColor="text1"/>
+              </w:rPr>
+              <w:t xml:space="preserve">　加工前に採取した血液を目視にて観察し、以下の基準に適合することを確</w:t>
+            </w:r>
+            <w:r>
+              <w:rPr>
+                <w:rFonts w:hint="eastAsia"/>
+                <w:color w:val="000000" w:themeColor="text1"/>
+              </w:rPr>
               <w:lastRenderedPageBreak/>
-              <w:t>・異物検査</w:t>
-            </w:r>
-          </w:p>
-          <w:p>
-            <w:pPr>
-              <w:ind w:left="420" w:hangingChars="200" w:hanging="420"/>
-              <w:rPr>
-                <w:color w:val="000000" w:themeColor="text1"/>
-              </w:rPr>
-            </w:pPr>
-            <w:r>
-              <w:rPr>
-                <w:rFonts w:hint="eastAsia"/>
-              </w:rPr>
-              <w:t xml:space="preserve">　</w:t>
-            </w:r>
-            <w:r>
-              <w:rPr>
-                <w:rFonts w:hint="eastAsia"/>
-                <w:color w:val="000000" w:themeColor="text1"/>
-              </w:rPr>
-              <w:t xml:space="preserve">　加工前に採取した血液を目視にて観察し、以下の基準に適合することを確認し、記録する。</w:t>
+              <w:t>認し、記録する。</w:t>
             </w:r>
           </w:p>
           <w:p>
@@ -4254,6 +4101,15 @@
             </w:pPr>
             <w:r>
               <w:rPr>
+                <w:rFonts w:ascii="Arial" w:hAnsi="Arial" w:cs="Arial"/>
+                <w:color w:val="00B050"/>
+                <w:szCs w:val="21"/>
+                <w:shd w:val="clear" w:color="auto" w:fill="FFFFFF"/>
+              </w:rPr>
+              <w:br/>
+            </w:r>
+            <w:r>
+              <w:rPr>
                 <w:rFonts w:ascii="Arial" w:hAnsi="Arial" w:cs="Arial" w:hint="eastAsia"/>
                 <w:color w:val="00B050"/>
                 <w:szCs w:val="21"/>
@@ -4306,6 +4162,12 @@
             </w:pPr>
             <w:r>
               <w:rPr>
+                <w:color w:val="00B050"/>
+              </w:rPr>
+              <w:br/>
+            </w:r>
+            <w:r>
+              <w:rPr>
                 <w:rFonts w:hint="eastAsia"/>
                 <w:color w:val="00B050"/>
               </w:rPr>
@@ -4547,6 +4409,12 @@
             </w:pPr>
             <w:r>
               <w:rPr>
+                <w:color w:val="00B050"/>
+              </w:rPr>
+              <w:br/>
+            </w:r>
+            <w:r>
+              <w:rPr>
                 <w:rFonts w:hint="eastAsia"/>
                 <w:color w:val="00B050"/>
               </w:rPr>
@@ -4599,6 +4467,12 @@
                 <w:color w:val="000000" w:themeColor="text1"/>
               </w:rPr>
             </w:pPr>
+            <w:r>
+              <w:rPr>
+                <w:color w:val="00B050"/>
+              </w:rPr>
+              <w:br/>
+            </w:r>
             <w:r>
               <w:rPr>
                 <w:rFonts w:hint="eastAsia"/>
@@ -7006,6 +6880,7 @@
               <w:rPr>
                 <w:rFonts w:ascii="Times New Roman" w:hAnsi="Times New Roman" w:cs="Times New Roman" w:hint="eastAsia"/>
               </w:rPr>
+              <w:lastRenderedPageBreak/>
               <w:t>重大事態報告等に関する手順書</w:t>
             </w:r>
           </w:p>
@@ -7032,7 +6907,6 @@
               <w:rPr>
                 <w:rFonts w:ascii="Times New Roman" w:hAnsi="Times New Roman" w:cs="Times New Roman" w:hint="eastAsia"/>
               </w:rPr>
-              <w:lastRenderedPageBreak/>
               <w:t>教育訓練に関する手順書</w:t>
             </w:r>
           </w:p>
@@ -7559,7 +7433,7 @@
                     </wp:anchor>
                   </w:drawing>
                 </mc:Choice>
-                <mc:Fallback xmlns:cx="http://schemas.microsoft.com/office/drawing/2014/chartex" xmlns:cx1="http://schemas.microsoft.com/office/drawing/2015/9/8/chartex" xmlns:cx2="http://schemas.microsoft.com/office/drawing/2015/10/21/chartex" xmlns:cx3="http://schemas.microsoft.com/office/drawing/2016/5/9/chartex" xmlns:cx4="http://schemas.microsoft.com/office/drawing/2016/5/10/chartex" xmlns:cx5="http://schemas.microsoft.com/office/drawing/2016/5/11/chartex" xmlns:cx6="http://schemas.microsoft.com/office/drawing/2016/5/12/chartex" xmlns:cx7="http://schemas.microsoft.com/office/drawing/2016/5/13/chartex" xmlns:cx8="http://schemas.microsoft.com/office/drawing/2016/5/14/chartex" xmlns:aink="http://schemas.microsoft.com/office/drawing/2016/ink" xmlns:am3d="http://schemas.microsoft.com/office/drawing/2017/model3d" xmlns:oel="http://schemas.microsoft.com/office/2019/extlst" xmlns:w15="http://schemas.microsoft.com/office/word/2012/wordml" xmlns:w16cex="http://schemas.microsoft.com/office/word/2018/wordml/cex" xmlns:w16cid="http://schemas.microsoft.com/office/word/2016/wordml/cid" xmlns:w16="http://schemas.microsoft.com/office/word/2018/wordml" xmlns:w16du="http://schemas.microsoft.com/office/word/2023/wordml/word16du" xmlns:w16sdtdh="http://schemas.microsoft.com/office/word/2020/wordml/sdtdatahash" xmlns:w16sdtfl="http://schemas.microsoft.com/office/word/2024/wordml/sdtformatlock" xmlns:w16se="http://schemas.microsoft.com/office/word/2015/wordml/symex">
+                <mc:Fallback xmlns:w16se="http://schemas.microsoft.com/office/word/2015/wordml/symex" xmlns:w16sdtfl="http://schemas.microsoft.com/office/word/2024/wordml/sdtformatlock" xmlns:w16sdtdh="http://schemas.microsoft.com/office/word/2020/wordml/sdtdatahash" xmlns:w16du="http://schemas.microsoft.com/office/word/2023/wordml/word16du" xmlns:w16="http://schemas.microsoft.com/office/word/2018/wordml" xmlns:w16cid="http://schemas.microsoft.com/office/word/2016/wordml/cid" xmlns:w16cex="http://schemas.microsoft.com/office/word/2018/wordml/cex" xmlns:w15="http://schemas.microsoft.com/office/word/2012/wordml" xmlns:oel="http://schemas.microsoft.com/office/2019/extlst" xmlns:am3d="http://schemas.microsoft.com/office/drawing/2017/model3d" xmlns:aink="http://schemas.microsoft.com/office/drawing/2016/ink" xmlns:cx8="http://schemas.microsoft.com/office/drawing/2016/5/14/chartex" xmlns:cx7="http://schemas.microsoft.com/office/drawing/2016/5/13/chartex" xmlns:cx6="http://schemas.microsoft.com/office/drawing/2016/5/12/chartex" xmlns:cx5="http://schemas.microsoft.com/office/drawing/2016/5/11/chartex" xmlns:cx4="http://schemas.microsoft.com/office/drawing/2016/5/10/chartex" xmlns:cx3="http://schemas.microsoft.com/office/drawing/2016/5/9/chartex" xmlns:cx2="http://schemas.microsoft.com/office/drawing/2015/10/21/chartex" xmlns:cx1="http://schemas.microsoft.com/office/drawing/2015/9/8/chartex" xmlns:cx="http://schemas.microsoft.com/office/drawing/2014/chartex">
                   <w:pict>
                     <v:shapetype w14:anchorId="1384A1C5" id="_x0000_t185" coordsize="21600,21600" o:spt="185" adj="3600" path="m@0,nfqx0@0l0@2qy@0,21600em@1,nfqx21600@0l21600@2qy@1,21600em@0,nsqx0@0l0@2qy@0,21600l@1,21600qx21600@2l21600@0qy@1,xe" filled="f">
                       <v:formulas>
@@ -13335,19 +13209,21 @@
   <a:extraClrSchemeLst/>
   <a:extLst>
     <a:ext uri="{05A4C25C-085E-4340-85A3-A5531E510DB2}">
-      <thm15:themeFamily xmlns="" xmlns:thm15="http://schemas.microsoft.com/office/thememl/2012/main" name="Office Theme" id="{62F939B6-93AF-4DB8-9C6B-D6C7DFDC589F}" vid="{4A3C46E8-61CC-4603-A589-7422A47A8E4A}"/>
+      <thm15:themeFamily xmlns:thm15="http://schemas.microsoft.com/office/thememl/2012/main" xmlns="" name="Office Theme" id="{62F939B6-93AF-4DB8-9C6B-D6C7DFDC589F}" vid="{4A3C46E8-61CC-4603-A589-7422A47A8E4A}"/>
     </a:ext>
   </a:extLst>
 </a:theme>
 </file>
 
 <file path=customXml/item1.xml><?xml version="1.0" encoding="utf-8"?>
-<?mso-contentType ?>
-<FormTemplates xmlns="http://schemas.microsoft.com/sharepoint/v3/contenttype/forms">
-  <Display>DocumentLibraryForm</Display>
-  <Edit>DocumentLibraryForm</Edit>
-  <New>DocumentLibraryForm</New>
-</FormTemplates>
+<p:properties xmlns:p="http://schemas.microsoft.com/office/2006/metadata/properties" xmlns:xsi="http://www.w3.org/2001/XMLSchema-instance" xmlns:pc="http://schemas.microsoft.com/office/infopath/2007/PartnerControls">
+  <documentManagement>
+    <lcf76f155ced4ddcb4097134ff3c332f xmlns="de1ba629-2ef5-49ac-9285-140fa60976af">
+      <Terms xmlns="http://schemas.microsoft.com/office/infopath/2007/PartnerControls"/>
+    </lcf76f155ced4ddcb4097134ff3c332f>
+    <TaxCatchAll xmlns="4d7fb8f6-9384-49ba-9078-0024065d699e" xsi:nil="true"/>
+  </documentManagement>
+</p:properties>
 </file>
 
 <file path=customXml/item2.xml><?xml version="1.0" encoding="utf-8"?>
@@ -13552,14 +13428,12 @@
 </file>
 
 <file path=customXml/item3.xml><?xml version="1.0" encoding="utf-8"?>
-<p:properties xmlns:p="http://schemas.microsoft.com/office/2006/metadata/properties" xmlns:xsi="http://www.w3.org/2001/XMLSchema-instance" xmlns:pc="http://schemas.microsoft.com/office/infopath/2007/PartnerControls">
-  <documentManagement>
-    <lcf76f155ced4ddcb4097134ff3c332f xmlns="de1ba629-2ef5-49ac-9285-140fa60976af">
-      <Terms xmlns="http://schemas.microsoft.com/office/infopath/2007/PartnerControls"/>
-    </lcf76f155ced4ddcb4097134ff3c332f>
-    <TaxCatchAll xmlns="4d7fb8f6-9384-49ba-9078-0024065d699e" xsi:nil="true"/>
-  </documentManagement>
-</p:properties>
+<?mso-contentType ?>
+<FormTemplates xmlns="http://schemas.microsoft.com/sharepoint/v3/contenttype/forms">
+  <Display>DocumentLibraryForm</Display>
+  <Edit>DocumentLibraryForm</Edit>
+  <New>DocumentLibraryForm</New>
+</FormTemplates>
 </file>
 
 <file path=customXml/item4.xml><?xml version="1.0" encoding="utf-8"?>
@@ -13567,9 +13441,12 @@
 </file>
 
 <file path=customXml/itemProps1.xml><?xml version="1.0" encoding="utf-8"?>
-<ds:datastoreItem xmlns:ds="http://schemas.openxmlformats.org/officeDocument/2006/customXml" ds:itemID="{E9B79564-913E-4DA0-9079-F5014FE50B55}">
+<ds:datastoreItem xmlns:ds="http://schemas.openxmlformats.org/officeDocument/2006/customXml" ds:itemID="{1D4147BD-D613-4869-80B3-806C2714D3A4}">
   <ds:schemaRefs>
-    <ds:schemaRef ds:uri="http://schemas.microsoft.com/sharepoint/v3/contenttype/forms"/>
+    <ds:schemaRef ds:uri="http://schemas.microsoft.com/office/2006/metadata/properties"/>
+    <ds:schemaRef ds:uri="http://schemas.microsoft.com/office/infopath/2007/PartnerControls"/>
+    <ds:schemaRef ds:uri="de1ba629-2ef5-49ac-9285-140fa60976af"/>
+    <ds:schemaRef ds:uri="4d7fb8f6-9384-49ba-9078-0024065d699e"/>
   </ds:schemaRefs>
 </ds:datastoreItem>
 </file>
@@ -13594,18 +13471,15 @@
 </file>
 
 <file path=customXml/itemProps3.xml><?xml version="1.0" encoding="utf-8"?>
-<ds:datastoreItem xmlns:ds="http://schemas.openxmlformats.org/officeDocument/2006/customXml" ds:itemID="{1D4147BD-D613-4869-80B3-806C2714D3A4}">
+<ds:datastoreItem xmlns:ds="http://schemas.openxmlformats.org/officeDocument/2006/customXml" ds:itemID="{E9B79564-913E-4DA0-9079-F5014FE50B55}">
   <ds:schemaRefs>
-    <ds:schemaRef ds:uri="http://schemas.microsoft.com/office/2006/metadata/properties"/>
-    <ds:schemaRef ds:uri="http://schemas.microsoft.com/office/infopath/2007/PartnerControls"/>
-    <ds:schemaRef ds:uri="de1ba629-2ef5-49ac-9285-140fa60976af"/>
-    <ds:schemaRef ds:uri="4d7fb8f6-9384-49ba-9078-0024065d699e"/>
+    <ds:schemaRef ds:uri="http://schemas.microsoft.com/sharepoint/v3/contenttype/forms"/>
   </ds:schemaRefs>
 </ds:datastoreItem>
 </file>
 
 <file path=customXml/itemProps4.xml><?xml version="1.0" encoding="utf-8"?>
-<ds:datastoreItem xmlns:ds="http://schemas.openxmlformats.org/officeDocument/2006/customXml" ds:itemID="{CB4ED25B-E440-46D5-A445-8A563AD292CC}">
+<ds:datastoreItem xmlns:ds="http://schemas.openxmlformats.org/officeDocument/2006/customXml" ds:itemID="{EFB9B6AF-2CB1-4B3D-B55D-6E96869242B2}">
   <ds:schemaRefs>
     <ds:schemaRef ds:uri="http://schemas.openxmlformats.org/officeDocument/2006/bibliography"/>
   </ds:schemaRefs>
